--- a/pdfs/Sham_Satish_Thakare_Harvard_SEAS_ME_CV.docx
+++ b/pdfs/Sham_Satish_Thakare_Harvard_SEAS_ME_CV.docx
@@ -42,7 +42,7 @@
           <w:rFonts w:ascii="Calibri" w:hAnsi="Calibri"/>
           <w:sz w:val="20"/>
         </w:rPr>
-        <w:t>Pre-Doctoral Researcher, Capital One Systems Research (Mentored by Yuri Shelke, Distinguished Engineer) · APCOER Pune (SPPU)</w:t>
+        <w:t>Pre-Doctoral Researcher, Independent Research Systems Research (Mentored by , Distinguished Engineer) · APCOER Pune (SPPU)</w:t>
       </w:r>
     </w:p>
     <w:p>
@@ -297,7 +297,7 @@
           <w:b/>
           <w:sz w:val="20"/>
         </w:rPr>
-        <w:t>Capital One Systems Research, Pune, India</w:t>
+        <w:t>Independent Research Systems Research, Pune, India</w:t>
       </w:r>
     </w:p>
     <w:p>
@@ -310,7 +310,7 @@
           <w:b/>
           <w:sz w:val="20"/>
         </w:rPr>
-        <w:t>Pre-Doctoral Researcher | Mentorship: Yuri Shelke (Distinguished Engineer)</w:t>
+        <w:t>Pre-Doctoral Researcher | Mentorship:  (Distinguished Engineer)</w:t>
       </w:r>
     </w:p>
     <w:p>
